--- a/teacher/04-ai/02-data-learning/worksheet-04-02-data-learning-lesson1.docx
+++ b/teacher/04-ai/02-data-learning/worksheet-04-02-data-learning-lesson1.docx
@@ -1052,7 +1052,23 @@
           <w:sz w:val="22"/>
           <w:szCs w:val="22"/>
         </w:rPr>
-        <w:t xml:space="preserve">담는 칸 수를 다시 </w:t>
+        <w:t xml:space="preserve">순서대로 하세요 — ① </w:t>
+      </w:r>
+      <w:r>
+        <w:rPr>
+          <w:b/>
+          <w:bCs/>
+          <w:sz w:val="22"/>
+          <w:szCs w:val="22"/>
+        </w:rPr>
+        <w:t xml:space="preserve">↺ 담은 것 처음으로</w:t>
+      </w:r>
+      <w:r>
+        <w:rPr>
+          <w:sz w:val="22"/>
+          <w:szCs w:val="22"/>
+        </w:rPr>
+        <w:t xml:space="preserve">  ② 담는 칸 수 </w:t>
       </w:r>
       <w:r>
         <w:rPr>
@@ -1068,7 +1084,31 @@
           <w:sz w:val="22"/>
           <w:szCs w:val="22"/>
         </w:rPr>
-        <w:t xml:space="preserve">으로 내리고, 이번엔 </w:t>
+        <w:t xml:space="preserve">  ③ 여섯 장 고르기</w:t>
+      </w:r>
+    </w:p>
+    <w:p>
+      <w:pPr>
+        <w:spacing w:after="40" w:before="40" w:line="300"/>
+      </w:pPr>
+      <w:r>
+        <w:rPr>
+          <w:sz w:val="22"/>
+          <w:szCs w:val="22"/>
+        </w:rPr>
+        <w:t xml:space="preserve">(①을 건너뛰고 칸 수만 6으로 내리면 담긴 24장이 그대로 남아 열여덟 번을 눌러 빼야 합니다.)</w:t>
+      </w:r>
+    </w:p>
+    <w:p>
+      <w:pPr>
+        <w:spacing w:after="40" w:before="40" w:line="300"/>
+      </w:pPr>
+      <w:r>
+        <w:rPr>
+          <w:sz w:val="22"/>
+          <w:szCs w:val="22"/>
+        </w:rPr>
+        <w:t xml:space="preserve">이번엔 </w:t>
       </w:r>
       <w:r>
         <w:rPr>
@@ -1242,7 +1282,7 @@
           <w:sz w:val="22"/>
           <w:szCs w:val="22"/>
         </w:rPr>
-        <w:t xml:space="preserve">맞힌 카드가 16개나 되는데도 0인 칸이 있었던 것은 </w:t>
+        <w:t xml:space="preserve">활동 1에서 적은 맞힌 카드 수만큼 맞혔는데도 0인 칸이 있었던 것은 </w:t>
       </w:r>
     </w:p>
     <w:p>
@@ -1301,7 +1341,39 @@
           <w:sz w:val="22"/>
           <w:szCs w:val="22"/>
         </w:rPr>
-        <w:t xml:space="preserve">▩ 여러 재질을 하나도 담지 않고 여섯 장을 채웠을 때, 맞힌 카드는 16개였는데 여러 재질 칸은 0이었습니다. 맞힌 카드가 16개나 되는데도 그 칸이 0인 까닭은 무엇일까요?</w:t>
+        <w:t xml:space="preserve">활동 1에서 적은 </w:t>
+      </w:r>
+      <w:r>
+        <w:rPr>
+          <w:b/>
+          <w:bCs/>
+          <w:sz w:val="22"/>
+          <w:szCs w:val="22"/>
+        </w:rPr>
+        <w:t xml:space="preserve">맞힌 카드 수를 다시 보세요.</w:t>
+      </w:r>
+      <w:r>
+        <w:rPr>
+          <w:sz w:val="22"/>
+          <w:szCs w:val="22"/>
+        </w:rPr>
+        <w:t xml:space="preserve"> 스무 개 가운데 그만큼을 맞혔는데도 </w:t>
+      </w:r>
+      <w:r>
+        <w:rPr>
+          <w:b/>
+          <w:bCs/>
+          <w:sz w:val="22"/>
+          <w:szCs w:val="22"/>
+        </w:rPr>
+        <w:t xml:space="preserve">0으로 남은 칸</w:t>
+      </w:r>
+      <w:r>
+        <w:rPr>
+          <w:sz w:val="22"/>
+          <w:szCs w:val="22"/>
+        </w:rPr>
+        <w:t xml:space="preserve">이 있었습니다. 그 칸이 0인 까닭은 무엇일까요?</w:t>
       </w:r>
     </w:p>
     <w:p>

--- a/teacher/04-ai/02-data-learning/worksheet-04-02-data-learning-lesson1.docx
+++ b/teacher/04-ai/02-data-learning/worksheet-04-02-data-learning-lesson1.docx
@@ -6,6 +6,46 @@
       <w:pPr>
         <w:spacing w:after="60"/>
       </w:pPr>
+      <w:r>
+        <w:drawing>
+          <wp:inline distT="0" distB="0" distL="0" distR="0">
+            <wp:extent cx="347472" cy="347472"/>
+            <wp:effectExtent l="0" t="0" r="0" b="0"/>
+            <wp:docPr id="9001" name="단원 그림" descr=""/>
+            <wp:cNvGraphicFramePr>
+              <a:graphicFrameLocks xmlns:a="http://schemas.openxmlformats.org/drawingml/2006/main" noChangeAspect="1"/>
+            </wp:cNvGraphicFramePr>
+            <a:graphic xmlns:a="http://schemas.openxmlformats.org/drawingml/2006/main">
+              <a:graphicData uri="http://schemas.openxmlformats.org/drawingml/2006/picture">
+                <pic:pic xmlns:pic="http://schemas.openxmlformats.org/drawingml/2006/picture">
+                  <pic:nvPicPr>
+                    <pic:cNvPr id="0" name="unit-icon.png"/>
+                    <pic:cNvPicPr/>
+                  </pic:nvPicPr>
+                  <pic:blipFill>
+                    <a:blip r:embed="rIdUnitIcon"/>
+                    <a:stretch>
+                      <a:fillRect/>
+                    </a:stretch>
+                  </pic:blipFill>
+                  <pic:spPr>
+                    <a:xfrm>
+                      <a:off x="0" y="0"/>
+                      <a:ext cx="347472" cy="347472"/>
+                    </a:xfrm>
+                    <a:prstGeom prst="rect">
+                      <a:avLst/>
+                    </a:prstGeom>
+                  </pic:spPr>
+                </pic:pic>
+              </a:graphicData>
+            </a:graphic>
+          </wp:inline>
+        </w:drawing>
+      </w:r>
+      <w:r>
+        <w:t xml:space="preserve"> </w:t>
+      </w:r>
       <w:r>
         <w:rPr>
           <w:rFonts w:ascii="Malgun Gothic" w:cs="Malgun Gothic" w:eastAsia="Malgun Gothic" w:hAnsi="Malgun Gothic"/>
